--- a/НИР_Платежная_система_TON.docx
+++ b/НИР_Платежная_система_TON.docx
@@ -390,8 +390,16 @@
         <w:rPr>
           <w:lang w:val="ru-RU"/>
         </w:rPr>
-        <w:t xml:space="preserve"> код аутентификации сообщений на основе хеша</w:t>
-      </w:r>
+        <w:t xml:space="preserve"> код аутентификации сообщений на основе </w:t>
+      </w:r>
+      <w:proofErr w:type="spellStart"/>
+      <w:r>
+        <w:rPr>
+          <w:lang w:val="ru-RU"/>
+        </w:rPr>
+        <w:t>хеша</w:t>
+      </w:r>
+      <w:proofErr w:type="spellEnd"/>
     </w:p>
     <w:p>
       <w:pPr>
@@ -1003,7 +1011,14 @@
               <w:rPr>
                 <w:lang w:val="ru-RU"/>
               </w:rPr>
-              <w:t xml:space="preserve"> ………………………………………………………………………</w:t>
+              <w:t xml:space="preserve"> ……………………………………………………………………</w:t>
+            </w:r>
+            <w:proofErr w:type="gramStart"/>
+            <w:r>
+              <w:rPr>
+                <w:lang w:val="ru-RU"/>
+              </w:rPr>
+              <w:t>…</w:t>
             </w:r>
             <w:r>
               <w:rPr>
@@ -1011,6 +1026,7 @@
               </w:rPr>
               <w:t>….</w:t>
             </w:r>
+            <w:proofErr w:type="gramEnd"/>
           </w:p>
         </w:tc>
         <w:tc>
@@ -1113,13 +1129,27 @@
               <w:rPr>
                 <w:lang w:val="ru-RU"/>
               </w:rPr>
-              <w:t xml:space="preserve"> …………………………………</w:t>
+              <w:t xml:space="preserve"> ……………………………</w:t>
+            </w:r>
+            <w:proofErr w:type="gramStart"/>
+            <w:r>
+              <w:rPr>
+                <w:lang w:val="ru-RU"/>
+              </w:rPr>
+              <w:t>……</w:t>
             </w:r>
             <w:r>
               <w:rPr>
                 <w:lang w:val="ru-RU"/>
               </w:rPr>
-              <w:t>..</w:t>
+              <w:t>.</w:t>
+            </w:r>
+            <w:proofErr w:type="gramEnd"/>
+            <w:r>
+              <w:rPr>
+                <w:lang w:val="ru-RU"/>
+              </w:rPr>
+              <w:t>.</w:t>
             </w:r>
           </w:p>
         </w:tc>
@@ -1320,7 +1350,21 @@
               <w:rPr>
                 <w:lang w:val="ru-RU"/>
               </w:rPr>
-              <w:t xml:space="preserve"> ………………………………………..</w:t>
+              <w:t xml:space="preserve"> …………………………………</w:t>
+            </w:r>
+            <w:proofErr w:type="gramStart"/>
+            <w:r>
+              <w:rPr>
+                <w:lang w:val="ru-RU"/>
+              </w:rPr>
+              <w:t>…….</w:t>
+            </w:r>
+            <w:proofErr w:type="gramEnd"/>
+            <w:r>
+              <w:rPr>
+                <w:lang w:val="ru-RU"/>
+              </w:rPr>
+              <w:t>.</w:t>
             </w:r>
           </w:p>
         </w:tc>
@@ -1494,8 +1538,16 @@
               <w:rPr>
                 <w:lang w:val="ru-RU"/>
               </w:rPr>
-              <w:t xml:space="preserve"> ……………………………………….</w:t>
+              <w:t xml:space="preserve"> …………………………………</w:t>
             </w:r>
+            <w:proofErr w:type="gramStart"/>
+            <w:r>
+              <w:rPr>
+                <w:lang w:val="ru-RU"/>
+              </w:rPr>
+              <w:t>…….</w:t>
+            </w:r>
+            <w:proofErr w:type="gramEnd"/>
           </w:p>
         </w:tc>
         <w:tc>
@@ -1546,8 +1598,16 @@
               <w:rPr>
                 <w:lang w:val="ru-RU"/>
               </w:rPr>
-              <w:t xml:space="preserve"> ………………………………………………….</w:t>
+              <w:t xml:space="preserve"> ……………………………………………</w:t>
             </w:r>
+            <w:proofErr w:type="gramStart"/>
+            <w:r>
+              <w:rPr>
+                <w:lang w:val="ru-RU"/>
+              </w:rPr>
+              <w:t>…….</w:t>
+            </w:r>
+            <w:proofErr w:type="gramEnd"/>
           </w:p>
         </w:tc>
         <w:tc>
@@ -1708,8 +1768,16 @@
               <w:rPr>
                 <w:lang w:val="ru-RU"/>
               </w:rPr>
-              <w:t xml:space="preserve"> ……………………………………………………………………….</w:t>
+              <w:t xml:space="preserve"> …………………………………………………………………</w:t>
             </w:r>
+            <w:proofErr w:type="gramStart"/>
+            <w:r>
+              <w:rPr>
+                <w:lang w:val="ru-RU"/>
+              </w:rPr>
+              <w:t>…….</w:t>
+            </w:r>
+            <w:proofErr w:type="gramEnd"/>
           </w:p>
         </w:tc>
         <w:tc>
@@ -1879,8 +1947,16 @@
               <w:rPr>
                 <w:lang w:val="ru-RU"/>
               </w:rPr>
-              <w:t xml:space="preserve"> ………………………………………………….</w:t>
+              <w:t xml:space="preserve"> ……………………………………………</w:t>
             </w:r>
+            <w:proofErr w:type="gramStart"/>
+            <w:r>
+              <w:rPr>
+                <w:lang w:val="ru-RU"/>
+              </w:rPr>
+              <w:t>…….</w:t>
+            </w:r>
+            <w:proofErr w:type="gramEnd"/>
           </w:p>
         </w:tc>
         <w:tc>
@@ -1950,6 +2026,7 @@
     </w:p>
     <w:p>
       <w:pPr>
+        <w:jc w:val="both"/>
         <w:rPr>
           <w:lang w:val="ru-RU"/>
         </w:rPr>
@@ -2080,6 +2157,7 @@
     </w:p>
     <w:p>
       <w:pPr>
+        <w:jc w:val="both"/>
         <w:rPr>
           <w:lang w:val="ru-RU"/>
         </w:rPr>
@@ -2183,6 +2261,7 @@
     </w:p>
     <w:p>
       <w:pPr>
+        <w:jc w:val="both"/>
         <w:rPr>
           <w:lang w:val="ru-RU"/>
         </w:rPr>
@@ -2367,6 +2446,7 @@
     </w:p>
     <w:p>
       <w:pPr>
+        <w:jc w:val="both"/>
         <w:rPr>
           <w:lang w:val="ru-RU"/>
         </w:rPr>
@@ -2470,6 +2550,7 @@
     </w:p>
     <w:p>
       <w:pPr>
+        <w:jc w:val="both"/>
         <w:rPr>
           <w:lang w:val="ru-RU"/>
         </w:rPr>
@@ -2547,6 +2628,7 @@
     </w:p>
     <w:p>
       <w:pPr>
+        <w:jc w:val="both"/>
         <w:rPr>
           <w:lang w:val="ru-RU"/>
         </w:rPr>
@@ -2632,6 +2714,7 @@
     </w:p>
     <w:p>
       <w:pPr>
+        <w:jc w:val="both"/>
         <w:rPr>
           <w:lang w:val="ru-RU"/>
         </w:rPr>
@@ -3080,9 +3163,11 @@
         </w:rPr>
         <w:t xml:space="preserve">с методом </w:t>
       </w:r>
+      <w:proofErr w:type="spellStart"/>
       <w:r>
         <w:t>estimateFee</w:t>
       </w:r>
+      <w:proofErr w:type="spellEnd"/>
       <w:r>
         <w:rPr>
           <w:lang w:val="ru-RU"/>
@@ -3302,11 +3387,19 @@
         <w:rPr>
           <w:lang w:val="ru-RU"/>
         </w:rPr>
-        <w:t>(0:</w:t>
+        <w:t>(</w:t>
+      </w:r>
+      <w:proofErr w:type="gramStart"/>
+      <w:r>
+        <w:rPr>
+          <w:lang w:val="ru-RU"/>
+        </w:rPr>
+        <w:t>0:</w:t>
       </w:r>
       <w:r>
         <w:t>hex</w:t>
       </w:r>
+      <w:proofErr w:type="gramEnd"/>
       <w:r>
         <w:rPr>
           <w:lang w:val="ru-RU"/>
@@ -3453,9 +3546,11 @@
         </w:rPr>
         <w:t xml:space="preserve">как события </w:t>
       </w:r>
+      <w:proofErr w:type="spellStart"/>
       <w:r>
         <w:t>JettonTransfer</w:t>
       </w:r>
+      <w:proofErr w:type="spellEnd"/>
       <w:r>
         <w:rPr>
           <w:lang w:val="ru-RU"/>
@@ -3532,9 +3627,11 @@
         </w:rPr>
         <w:t xml:space="preserve"> применяется кошелёк типа </w:t>
       </w:r>
+      <w:proofErr w:type="spellStart"/>
       <w:r>
         <w:t>WalletV</w:t>
       </w:r>
+      <w:proofErr w:type="spellEnd"/>
       <w:r>
         <w:rPr>
           <w:lang w:val="ru-RU"/>
@@ -3597,17 +3694,24 @@
         </w:rPr>
         <w:t xml:space="preserve">[1, 2, 14], материалы </w:t>
       </w:r>
+      <w:proofErr w:type="spellStart"/>
       <w:r>
         <w:t>TonCenter</w:t>
       </w:r>
+      <w:proofErr w:type="spellEnd"/>
       <w:r>
         <w:rPr>
           <w:lang w:val="ru-RU"/>
         </w:rPr>
         <w:t xml:space="preserve"> по </w:t>
       </w:r>
-      <w:r>
-        <w:t>estimateFee </w:t>
+      <w:proofErr w:type="spellStart"/>
+      <w:r>
+        <w:t>estimateFee</w:t>
+      </w:r>
+      <w:proofErr w:type="spellEnd"/>
+      <w:r>
+        <w:t> </w:t>
       </w:r>
       <w:r>
         <w:rPr>
@@ -3633,18 +3737,22 @@
         </w:rPr>
         <w:t xml:space="preserve">библиотеках </w:t>
       </w:r>
+      <w:proofErr w:type="spellStart"/>
       <w:r>
         <w:t>tonutils</w:t>
       </w:r>
+      <w:proofErr w:type="spellEnd"/>
       <w:r>
         <w:rPr>
           <w:lang w:val="ru-RU"/>
         </w:rPr>
         <w:t xml:space="preserve"> и </w:t>
       </w:r>
+      <w:proofErr w:type="spellStart"/>
       <w:r>
         <w:t>pyton</w:t>
       </w:r>
+      <w:proofErr w:type="spellEnd"/>
       <w:r>
         <w:rPr>
           <w:lang w:val="ru-RU"/>
@@ -3778,9 +3886,11 @@
         </w:rPr>
         <w:t xml:space="preserve"> (</w:t>
       </w:r>
+      <w:proofErr w:type="spellStart"/>
       <w:r>
         <w:t>tonapi</w:t>
       </w:r>
+      <w:proofErr w:type="spellEnd"/>
       <w:r>
         <w:rPr>
           <w:lang w:val="ru-RU"/>
@@ -3805,9 +3915,11 @@
         </w:rPr>
         <w:t xml:space="preserve">[8] и </w:t>
       </w:r>
+      <w:proofErr w:type="spellStart"/>
       <w:r>
         <w:t>TonCenter</w:t>
       </w:r>
+      <w:proofErr w:type="spellEnd"/>
       <w:r>
         <w:rPr>
           <w:lang w:val="ru-RU"/>
@@ -4199,9 +4311,11 @@
         </w:rPr>
         <w:t xml:space="preserve"> и содержит модули проверки транзакций (</w:t>
       </w:r>
+      <w:proofErr w:type="spellStart"/>
       <w:r>
         <w:t>checkTON</w:t>
       </w:r>
+      <w:proofErr w:type="spellEnd"/>
       <w:r>
         <w:rPr>
           <w:lang w:val="ru-RU"/>
@@ -4280,9 +4394,11 @@
         </w:rPr>
         <w:t>2 (</w:t>
       </w:r>
+      <w:proofErr w:type="spellStart"/>
       <w:r>
         <w:t>tonapi</w:t>
       </w:r>
+      <w:proofErr w:type="spellEnd"/>
       <w:r>
         <w:rPr>
           <w:lang w:val="ru-RU"/>
@@ -4298,9 +4414,11 @@
         </w:rPr>
         <w:t xml:space="preserve">) и </w:t>
       </w:r>
+      <w:proofErr w:type="spellStart"/>
       <w:r>
         <w:t>TonCenter</w:t>
       </w:r>
+      <w:proofErr w:type="spellEnd"/>
       <w:r>
         <w:rPr>
           <w:lang w:val="ru-RU"/>
@@ -4337,18 +4455,22 @@
         </w:rPr>
         <w:t xml:space="preserve"> библиотека </w:t>
       </w:r>
+      <w:proofErr w:type="spellStart"/>
       <w:r>
         <w:t>tonutils</w:t>
       </w:r>
+      <w:proofErr w:type="spellEnd"/>
       <w:r>
         <w:rPr>
           <w:lang w:val="ru-RU"/>
         </w:rPr>
         <w:t xml:space="preserve">, обеспечивающая работу с кошельками типа </w:t>
       </w:r>
+      <w:proofErr w:type="spellStart"/>
       <w:r>
         <w:t>WalletV</w:t>
       </w:r>
+      <w:proofErr w:type="spellEnd"/>
       <w:r>
         <w:rPr>
           <w:lang w:val="ru-RU"/>
@@ -4524,7 +4646,21 @@
         <w:rPr>
           <w:lang w:val="ru-RU"/>
         </w:rPr>
-        <w:t xml:space="preserve">) отбираются только новые транзакции, что позволяет избежать повторной обработки уже известных операций. Обработка ведется батчами по 3 транзакции с ограничением частоты запросов (максимум 3 запроса в секунду) для соблюдения лимитов внешних </w:t>
+        <w:t xml:space="preserve">) отбираются только новые транзакции, что позволяет избежать повторной обработки уже известных операций. Обработка ведется </w:t>
+      </w:r>
+      <w:proofErr w:type="spellStart"/>
+      <w:r>
+        <w:rPr>
+          <w:lang w:val="ru-RU"/>
+        </w:rPr>
+        <w:t>батчами</w:t>
+      </w:r>
+      <w:proofErr w:type="spellEnd"/>
+      <w:r>
+        <w:rPr>
+          <w:lang w:val="ru-RU"/>
+        </w:rPr>
+        <w:t xml:space="preserve"> по 3 транзакции с ограничением частоты запросов (максимум 3 запроса в секунду) для соблюдения лимитов внешних </w:t>
       </w:r>
       <w:r>
         <w:t>API</w:t>
@@ -4650,7 +4786,21 @@
         <w:rPr>
           <w:lang w:val="ru-RU"/>
         </w:rPr>
-        <w:t xml:space="preserve"> в нанотонах, переводится в </w:t>
+        <w:t xml:space="preserve"> в </w:t>
+      </w:r>
+      <w:proofErr w:type="spellStart"/>
+      <w:r>
+        <w:rPr>
+          <w:lang w:val="ru-RU"/>
+        </w:rPr>
+        <w:t>нанотонах</w:t>
+      </w:r>
+      <w:proofErr w:type="spellEnd"/>
+      <w:r>
+        <w:rPr>
+          <w:lang w:val="ru-RU"/>
+        </w:rPr>
+        <w:t xml:space="preserve">, переводится в </w:t>
       </w:r>
       <w:r>
         <w:t>TON</w:t>
@@ -4684,9 +4834,11 @@
         </w:rPr>
         <w:t xml:space="preserve"> дополнительно учитываются события </w:t>
       </w:r>
+      <w:proofErr w:type="spellStart"/>
       <w:r>
         <w:t>JettonTransfer</w:t>
       </w:r>
+      <w:proofErr w:type="spellEnd"/>
       <w:r>
         <w:rPr>
           <w:lang w:val="ru-RU"/>
@@ -4711,9 +4863,11 @@
         </w:rPr>
         <w:t>_</w:t>
       </w:r>
+      <w:proofErr w:type="spellStart"/>
       <w:r>
         <w:t>url</w:t>
       </w:r>
+      <w:proofErr w:type="spellEnd"/>
       <w:r>
         <w:rPr>
           <w:lang w:val="ru-RU"/>
@@ -4752,6 +4906,7 @@
         </w:rPr>
         <w:t xml:space="preserve"> транзакции через </w:t>
       </w:r>
+      <w:proofErr w:type="gramStart"/>
       <w:r>
         <w:t>threading</w:t>
       </w:r>
@@ -4764,6 +4919,7 @@
       <w:r>
         <w:t>Lock</w:t>
       </w:r>
+      <w:proofErr w:type="gramEnd"/>
       <w:r>
         <w:rPr>
           <w:lang w:val="ru-RU"/>
@@ -4846,18 +5002,22 @@
         </w:rPr>
         <w:t xml:space="preserve"> выполняется через библиотеку </w:t>
       </w:r>
+      <w:proofErr w:type="spellStart"/>
       <w:r>
         <w:t>tonutils</w:t>
       </w:r>
+      <w:proofErr w:type="spellEnd"/>
       <w:r>
         <w:rPr>
           <w:lang w:val="ru-RU"/>
         </w:rPr>
         <w:t xml:space="preserve"> с использованием кошелька типа </w:t>
       </w:r>
+      <w:proofErr w:type="spellStart"/>
       <w:r>
         <w:t>WalletV</w:t>
       </w:r>
+      <w:proofErr w:type="spellEnd"/>
       <w:r>
         <w:rPr>
           <w:lang w:val="ru-RU"/>
@@ -4873,9 +5033,11 @@
         </w:rPr>
         <w:t xml:space="preserve">1. Комиссия блокчейна оценивается через </w:t>
       </w:r>
+      <w:proofErr w:type="spellStart"/>
       <w:r>
         <w:t>TonCenter</w:t>
       </w:r>
+      <w:proofErr w:type="spellEnd"/>
       <w:r>
         <w:rPr>
           <w:lang w:val="ru-RU"/>
@@ -4900,9 +5062,11 @@
         </w:rPr>
         <w:t xml:space="preserve">2 методом </w:t>
       </w:r>
+      <w:proofErr w:type="spellStart"/>
       <w:r>
         <w:t>estimateFee</w:t>
       </w:r>
+      <w:proofErr w:type="spellEnd"/>
       <w:r>
         <w:rPr>
           <w:lang w:val="ru-RU"/>
@@ -4963,9 +5127,11 @@
         </w:rPr>
         <w:t>_</w:t>
       </w:r>
+      <w:proofErr w:type="spellStart"/>
       <w:r>
         <w:t>fwd</w:t>
       </w:r>
+      <w:proofErr w:type="spellEnd"/>
       <w:r>
         <w:rPr>
           <w:lang w:val="ru-RU"/>
@@ -5066,7 +5232,21 @@
         <w:rPr>
           <w:lang w:val="ru-RU"/>
         </w:rPr>
-        <w:t xml:space="preserve"> для сумм &gt;= 0.01, максимум 0.011 </w:t>
+        <w:t xml:space="preserve"> для </w:t>
+      </w:r>
+      <w:proofErr w:type="gramStart"/>
+      <w:r>
+        <w:rPr>
+          <w:lang w:val="ru-RU"/>
+        </w:rPr>
+        <w:t>сумм &gt;</w:t>
+      </w:r>
+      <w:proofErr w:type="gramEnd"/>
+      <w:r>
+        <w:rPr>
+          <w:lang w:val="ru-RU"/>
+        </w:rPr>
+        <w:t xml:space="preserve">= 0.01, максимум 0.011 </w:t>
       </w:r>
       <w:r>
         <w:t>TON</w:t>
@@ -5145,9 +5325,11 @@
         </w:rPr>
         <w:t xml:space="preserve">-кассы с достаточным балансом). Тело перевода формируется через метод </w:t>
       </w:r>
+      <w:proofErr w:type="spellStart"/>
       <w:r>
         <w:t>JettonWalletStandard</w:t>
       </w:r>
+      <w:proofErr w:type="spellEnd"/>
       <w:r>
         <w:rPr>
           <w:lang w:val="ru-RU"/>
@@ -5181,9 +5363,11 @@
         </w:rPr>
         <w:t xml:space="preserve"> библиотеки </w:t>
       </w:r>
+      <w:proofErr w:type="spellStart"/>
       <w:r>
         <w:t>tonutils</w:t>
       </w:r>
+      <w:proofErr w:type="spellEnd"/>
       <w:r>
         <w:rPr>
           <w:lang w:val="ru-RU"/>
@@ -5412,9 +5596,11 @@
         </w:rPr>
         <w:t>, непрерывный мониторинг входящих транзакций через опрос блокчейна, автоматическое сопоставление входящих переводов с ожидающими платежами по адресу, сумме и временному окну, обновление статусов платежей (</w:t>
       </w:r>
+      <w:proofErr w:type="spellStart"/>
       <w:r>
         <w:t>nohash</w:t>
       </w:r>
+      <w:proofErr w:type="spellEnd"/>
       <w:r>
         <w:rPr>
           <w:lang w:val="ru-RU"/>
@@ -5570,9 +5756,11 @@
         </w:rPr>
         <w:t xml:space="preserve"> с автоматическим расчетом комиссий блокчейна, проверкой достаточности баланса, отправкой транзакций через </w:t>
       </w:r>
+      <w:proofErr w:type="spellStart"/>
       <w:r>
         <w:t>tonutils</w:t>
       </w:r>
+      <w:proofErr w:type="spellEnd"/>
       <w:r>
         <w:rPr>
           <w:lang w:val="ru-RU"/>
@@ -5711,6 +5899,7 @@
         </w:rPr>
         <w:t xml:space="preserve"> транзакции перед обработкой, блокировки (</w:t>
       </w:r>
+      <w:proofErr w:type="gramStart"/>
       <w:r>
         <w:t>threading</w:t>
       </w:r>
@@ -5723,6 +5912,7 @@
       <w:r>
         <w:t>Lock</w:t>
       </w:r>
+      <w:proofErr w:type="gramEnd"/>
       <w:r>
         <w:rPr>
           <w:lang w:val="ru-RU"/>
@@ -5779,11 +5969,19 @@
         <w:rPr>
           <w:lang w:val="ru-RU"/>
         </w:rPr>
-        <w:t>..., 0:</w:t>
+        <w:t xml:space="preserve">..., </w:t>
+      </w:r>
+      <w:proofErr w:type="gramStart"/>
+      <w:r>
+        <w:rPr>
+          <w:lang w:val="ru-RU"/>
+        </w:rPr>
+        <w:t>0:</w:t>
       </w:r>
       <w:r>
         <w:t>hex</w:t>
       </w:r>
+      <w:proofErr w:type="gramEnd"/>
       <w:r>
         <w:rPr>
           <w:lang w:val="ru-RU"/>
@@ -5858,9 +6056,11 @@
         </w:rPr>
         <w:t xml:space="preserve"> (</w:t>
       </w:r>
+      <w:proofErr w:type="spellStart"/>
       <w:r>
         <w:t>htmlspecialchars</w:t>
       </w:r>
+      <w:proofErr w:type="spellEnd"/>
       <w:r>
         <w:rPr>
           <w:lang w:val="ru-RU"/>
@@ -6023,11 +6223,42 @@
         <w:rPr>
           <w:lang w:val="ru-RU"/>
         </w:rPr>
-        <w:t xml:space="preserve"> для фильтрации новых транзакций, батчинг обработки (по 3 транзакции), кеширование списка активных касс (обновление каждые 60 секунд), параллельная обработка внутри батчей через </w:t>
-      </w:r>
+        <w:t xml:space="preserve"> для фильтрации новых транзакций, </w:t>
+      </w:r>
+      <w:proofErr w:type="spellStart"/>
+      <w:r>
+        <w:rPr>
+          <w:lang w:val="ru-RU"/>
+        </w:rPr>
+        <w:t>батчинг</w:t>
+      </w:r>
+      <w:proofErr w:type="spellEnd"/>
+      <w:r>
+        <w:rPr>
+          <w:lang w:val="ru-RU"/>
+        </w:rPr>
+        <w:t xml:space="preserve"> обработки (по 3 транзакции), кеширование списка активных касс (обновление каждые 60 секунд), параллельная обработка внутри </w:t>
+      </w:r>
+      <w:proofErr w:type="spellStart"/>
+      <w:r>
+        <w:rPr>
+          <w:lang w:val="ru-RU"/>
+        </w:rPr>
+        <w:t>батчей</w:t>
+      </w:r>
+      <w:proofErr w:type="spellEnd"/>
+      <w:r>
+        <w:rPr>
+          <w:lang w:val="ru-RU"/>
+        </w:rPr>
+        <w:t xml:space="preserve"> через </w:t>
+      </w:r>
+      <w:proofErr w:type="spellStart"/>
+      <w:proofErr w:type="gramStart"/>
       <w:r>
         <w:t>asyncio</w:t>
       </w:r>
+      <w:proofErr w:type="spellEnd"/>
       <w:r>
         <w:rPr>
           <w:lang w:val="ru-RU"/>
@@ -6037,6 +6268,7 @@
       <w:r>
         <w:t>gather</w:t>
       </w:r>
+      <w:proofErr w:type="gramEnd"/>
       <w:r>
         <w:rPr>
           <w:lang w:val="ru-RU"/>
@@ -6100,7 +6332,21 @@
         <w:rPr>
           <w:lang w:val="ru-RU"/>
         </w:rPr>
-        <w:t>) для масштабирования, расширенный мониторинг и алерты, оптимизация алгоритма сопоставления платежей.</w:t>
+        <w:t xml:space="preserve">) для масштабирования, расширенный мониторинг и </w:t>
+      </w:r>
+      <w:proofErr w:type="spellStart"/>
+      <w:r>
+        <w:rPr>
+          <w:lang w:val="ru-RU"/>
+        </w:rPr>
+        <w:t>алерты</w:t>
+      </w:r>
+      <w:proofErr w:type="spellEnd"/>
+      <w:r>
+        <w:rPr>
+          <w:lang w:val="ru-RU"/>
+        </w:rPr>
+        <w:t>, оптимизация алгоритма сопоставления платежей.</w:t>
       </w:r>
     </w:p>
     <w:p>
@@ -6523,7 +6769,21 @@
         <w:rPr>
           <w:lang w:val="ru-RU"/>
         </w:rPr>
-        <w:t>платежах, а также система мониторинга состояния сервиса и алертов при сбоях.</w:t>
+        <w:t xml:space="preserve">платежах, а также система мониторинга состояния сервиса и </w:t>
+      </w:r>
+      <w:proofErr w:type="spellStart"/>
+      <w:r>
+        <w:rPr>
+          <w:lang w:val="ru-RU"/>
+        </w:rPr>
+        <w:t>алертов</w:t>
+      </w:r>
+      <w:proofErr w:type="spellEnd"/>
+      <w:r>
+        <w:rPr>
+          <w:lang w:val="ru-RU"/>
+        </w:rPr>
+        <w:t xml:space="preserve"> при сбоях.</w:t>
       </w:r>
     </w:p>
     <w:p>
@@ -6607,9 +6867,11 @@
         </w:rPr>
         <w:t>://</w:t>
       </w:r>
+      <w:proofErr w:type="spellStart"/>
       <w:r>
         <w:t>github</w:t>
       </w:r>
+      <w:proofErr w:type="spellEnd"/>
       <w:r>
         <w:rPr>
           <w:lang w:val="ru-RU"/>
@@ -6853,18 +7115,22 @@
         </w:rPr>
         <w:t>://</w:t>
       </w:r>
+      <w:proofErr w:type="spellStart"/>
       <w:r>
         <w:t>otzyvmarketing</w:t>
       </w:r>
+      <w:proofErr w:type="spellEnd"/>
       <w:r>
         <w:rPr>
           <w:lang w:val="ru-RU"/>
         </w:rPr>
         <w:t>.</w:t>
       </w:r>
+      <w:proofErr w:type="spellStart"/>
       <w:r>
         <w:t>ru</w:t>
       </w:r>
+      <w:proofErr w:type="spellEnd"/>
       <w:r>
         <w:rPr>
           <w:lang w:val="ru-RU"/>
@@ -6880,9 +7146,11 @@
         </w:rPr>
         <w:t>/</w:t>
       </w:r>
+      <w:proofErr w:type="spellStart"/>
       <w:r>
         <w:t>komissii</w:t>
       </w:r>
+      <w:proofErr w:type="spellEnd"/>
       <w:r>
         <w:rPr>
           <w:lang w:val="ru-RU"/>
@@ -6898,9 +7166,11 @@
         </w:rPr>
         <w:t>-</w:t>
       </w:r>
+      <w:proofErr w:type="spellStart"/>
       <w:r>
         <w:t>seti</w:t>
       </w:r>
+      <w:proofErr w:type="spellEnd"/>
       <w:r>
         <w:rPr>
           <w:lang w:val="ru-RU"/>
@@ -6985,9 +7255,11 @@
         </w:rPr>
         <w:t>://</w:t>
       </w:r>
+      <w:proofErr w:type="spellStart"/>
       <w:r>
         <w:t>github</w:t>
       </w:r>
+      <w:proofErr w:type="spellEnd"/>
       <w:r>
         <w:rPr>
           <w:lang w:val="ru-RU"/>
@@ -7003,9 +7275,11 @@
         </w:rPr>
         <w:t>/</w:t>
       </w:r>
+      <w:proofErr w:type="spellStart"/>
       <w:r>
         <w:t>cthtuf</w:t>
       </w:r>
+      <w:proofErr w:type="spellEnd"/>
       <w:r>
         <w:rPr>
           <w:lang w:val="ru-RU"/>
@@ -7066,9 +7340,11 @@
         </w:rPr>
         <w:t>.</w:t>
       </w:r>
+      <w:proofErr w:type="spellStart"/>
       <w:r>
         <w:t>py</w:t>
       </w:r>
+      <w:proofErr w:type="spellEnd"/>
       <w:r>
         <w:rPr>
           <w:lang w:val="ru-RU"/>
@@ -7102,9 +7378,11 @@
         </w:rPr>
         <w:t xml:space="preserve">5. </w:t>
       </w:r>
+      <w:proofErr w:type="spellStart"/>
       <w:r>
         <w:t>tonutils</w:t>
       </w:r>
+      <w:proofErr w:type="spellEnd"/>
       <w:r>
         <w:rPr>
           <w:lang w:val="ru-RU"/>
@@ -7135,9 +7413,11 @@
         </w:rPr>
         <w:t>://</w:t>
       </w:r>
+      <w:proofErr w:type="spellStart"/>
       <w:r>
         <w:t>github</w:t>
       </w:r>
+      <w:proofErr w:type="spellEnd"/>
       <w:r>
         <w:rPr>
           <w:lang w:val="ru-RU"/>
@@ -7153,18 +7433,22 @@
         </w:rPr>
         <w:t>/</w:t>
       </w:r>
+      <w:proofErr w:type="spellStart"/>
       <w:r>
         <w:t>nessshon</w:t>
       </w:r>
+      <w:proofErr w:type="spellEnd"/>
       <w:r>
         <w:rPr>
           <w:lang w:val="ru-RU"/>
         </w:rPr>
         <w:t>/</w:t>
       </w:r>
+      <w:proofErr w:type="spellStart"/>
       <w:r>
         <w:t>tonutils</w:t>
       </w:r>
+      <w:proofErr w:type="spellEnd"/>
       <w:r>
         <w:rPr>
           <w:lang w:val="ru-RU"/>
@@ -7225,9 +7509,11 @@
         </w:rPr>
         <w:t>.</w:t>
       </w:r>
+      <w:proofErr w:type="spellStart"/>
       <w:r>
         <w:t>py</w:t>
       </w:r>
+      <w:proofErr w:type="spellEnd"/>
       <w:r>
         <w:rPr>
           <w:lang w:val="ru-RU"/>
@@ -7253,7 +7539,15 @@
         <w:ind w:left="709" w:hanging="709"/>
       </w:pPr>
       <w:r>
-        <w:t>6. pyton-lessons. URL</w:t>
+        <w:t xml:space="preserve">6. </w:t>
+      </w:r>
+      <w:proofErr w:type="spellStart"/>
+      <w:r>
+        <w:t>pyton</w:t>
+      </w:r>
+      <w:proofErr w:type="spellEnd"/>
+      <w:r>
+        <w:t>-lessons. URL</w:t>
       </w:r>
       <w:r>
         <w:t xml:space="preserve">: </w:t>
@@ -7363,8 +7657,21 @@
       <w:r>
         <w:t xml:space="preserve"> </w:t>
       </w:r>
-      <w:r>
-        <w:t>toncenter/tonweb. URL</w:t>
+      <w:proofErr w:type="spellStart"/>
+      <w:r>
+        <w:t>toncenter</w:t>
+      </w:r>
+      <w:proofErr w:type="spellEnd"/>
+      <w:r>
+        <w:t>/</w:t>
+      </w:r>
+      <w:proofErr w:type="spellStart"/>
+      <w:r>
+        <w:t>tonweb</w:t>
+      </w:r>
+      <w:proofErr w:type="spellEnd"/>
+      <w:r>
+        <w:t>. URL</w:t>
       </w:r>
       <w:r>
         <w:rPr>
@@ -7381,9 +7688,11 @@
         </w:rPr>
         <w:t>://</w:t>
       </w:r>
+      <w:proofErr w:type="spellStart"/>
       <w:r>
         <w:t>github</w:t>
       </w:r>
+      <w:proofErr w:type="spellEnd"/>
       <w:r>
         <w:rPr>
           <w:lang w:val="ru-RU"/>
@@ -7399,18 +7708,22 @@
         </w:rPr>
         <w:t>/</w:t>
       </w:r>
+      <w:proofErr w:type="spellStart"/>
       <w:r>
         <w:t>toncenter</w:t>
       </w:r>
+      <w:proofErr w:type="spellEnd"/>
       <w:r>
         <w:rPr>
           <w:lang w:val="ru-RU"/>
         </w:rPr>
         <w:t>/</w:t>
       </w:r>
+      <w:proofErr w:type="spellStart"/>
       <w:r>
         <w:t>tonweb</w:t>
       </w:r>
+      <w:proofErr w:type="spellEnd"/>
       <w:r>
         <w:rPr>
           <w:lang w:val="ru-RU"/>
@@ -7504,9 +7817,11 @@
         </w:rPr>
         <w:t>://</w:t>
       </w:r>
+      <w:proofErr w:type="spellStart"/>
       <w:r>
         <w:t>tonapi</w:t>
       </w:r>
+      <w:proofErr w:type="spellEnd"/>
       <w:r>
         <w:rPr>
           <w:lang w:val="ru-RU"/>
@@ -7531,9 +7846,11 @@
         </w:rPr>
         <w:t>-</w:t>
       </w:r>
+      <w:proofErr w:type="spellStart"/>
       <w:r>
         <w:t>ui</w:t>
       </w:r>
+      <w:proofErr w:type="spellEnd"/>
       <w:r>
         <w:rPr>
           <w:lang w:val="ru-RU"/>
@@ -7574,7 +7891,15 @@
         <w:ind w:left="709" w:hanging="709"/>
       </w:pPr>
       <w:r>
-        <w:t>9. TonCenter API v2. URL</w:t>
+        <w:t xml:space="preserve">9. </w:t>
+      </w:r>
+      <w:proofErr w:type="spellStart"/>
+      <w:r>
+        <w:t>TonCenter</w:t>
+      </w:r>
+      <w:proofErr w:type="spellEnd"/>
+      <w:r>
+        <w:t xml:space="preserve"> API v2. URL</w:t>
       </w:r>
       <w:r>
         <w:t>:</w:t>
@@ -8559,6 +8884,7 @@
         </w:rPr>
         <w:t>.</w:t>
       </w:r>
+      <w:proofErr w:type="spellStart"/>
       <w:r>
         <w:rPr>
           <w:b/>
@@ -8566,6 +8892,7 @@
         </w:rPr>
         <w:t>whaile</w:t>
       </w:r>
+      <w:proofErr w:type="spellEnd"/>
       <w:r>
         <w:rPr>
           <w:b/>
@@ -8574,6 +8901,7 @@
         </w:rPr>
         <w:t>.</w:t>
       </w:r>
+      <w:proofErr w:type="spellStart"/>
       <w:r>
         <w:rPr>
           <w:b/>
@@ -8581,6 +8909,7 @@
         </w:rPr>
         <w:t>ru</w:t>
       </w:r>
+      <w:proofErr w:type="spellEnd"/>
       <w:r>
         <w:rPr>
           <w:b/>
@@ -8612,6 +8941,7 @@
         </w:rPr>
         <w:t>://</w:t>
       </w:r>
+      <w:proofErr w:type="spellStart"/>
       <w:r>
         <w:rPr>
           <w:b/>
@@ -8619,6 +8949,7 @@
         </w:rPr>
         <w:t>github</w:t>
       </w:r>
+      <w:proofErr w:type="spellEnd"/>
       <w:r>
         <w:rPr>
           <w:b/>
@@ -8642,6 +8973,7 @@
         </w:rPr>
         <w:t>/</w:t>
       </w:r>
+      <w:proofErr w:type="spellStart"/>
       <w:r>
         <w:rPr>
           <w:b/>
@@ -8649,6 +8981,7 @@
         </w:rPr>
         <w:t>whaile</w:t>
       </w:r>
+      <w:proofErr w:type="spellEnd"/>
       <w:r>
         <w:rPr>
           <w:b/>
@@ -9106,13 +9439,27 @@
         <w:rPr>
           <w:lang w:val="ru-RU"/>
         </w:rPr>
-        <w:t xml:space="preserve">Должность, учреждение: </w:t>
-      </w:r>
-      <w:r>
-        <w:rPr>
-          <w:lang w:val="ru-RU"/>
-        </w:rPr>
-        <w:t xml:space="preserve">                      </w:t>
+        <w:t xml:space="preserve">Должность, </w:t>
+      </w:r>
+      <w:proofErr w:type="gramStart"/>
+      <w:r>
+        <w:rPr>
+          <w:lang w:val="ru-RU"/>
+        </w:rPr>
+        <w:t xml:space="preserve">учреждение: </w:t>
+      </w:r>
+      <w:r>
+        <w:rPr>
+          <w:lang w:val="ru-RU"/>
+        </w:rPr>
+        <w:t xml:space="preserve">  </w:t>
+      </w:r>
+      <w:proofErr w:type="gramEnd"/>
+      <w:r>
+        <w:rPr>
+          <w:lang w:val="ru-RU"/>
+        </w:rPr>
+        <w:t xml:space="preserve">                    </w:t>
       </w:r>
       <w:r>
         <w:rPr>
@@ -10025,6 +10372,7 @@
   <w:style w:type="character" w:default="1" w:styleId="a2">
     <w:name w:val="Default Paragraph Font"/>
     <w:uiPriority w:val="1"/>
+    <w:semiHidden/>
     <w:unhideWhenUsed/>
   </w:style>
   <w:style w:type="table" w:default="1" w:styleId="a3">
